--- a/_9/分章/01 第一章：滚珠.docx
+++ b/_9/分章/01 第一章：滚珠.docx
@@ -117,7 +117,7 @@
           <w:b w:val="0"/>
           <w:sz w:val="24"/>
         </w:rPr>
-        <w:t>“四块外壁预应力支撑板。”明人用指甲在箱顶的灰垢里刻下一道线，“第三块拆开，里头的微孔吸能夹层已经碎成粉了。我爸用内窥镜探进去，说裂纹已经吃进第四道主肋骨。再不换，港区重载穿梭艇进港时的逆喷射震动，就能把那一片整体撕开。”</w:t>
+        <w:t>“四块外壁支撑板。”明人用指甲在箱顶的灰垢里刻下一道线，“第三块拆开，里头的夹层已经碎成粉了。我爸用内窥镜探进去，说裂纹已经裂到第四道支架。再不换，重载船进港制动一开喷射器，就能把那一片整体撕开。”</w:t>
       </w:r>
     </w:p>
     <w:p>
@@ -147,7 +147,7 @@
           <w:b w:val="0"/>
           <w:sz w:val="24"/>
         </w:rPr>
-        <w:t>“外壁夹层的排气阀没全关，气压只有零点四，他不让小孩进。我就在内闸门底舱蹲着，替他分螺帽。”</w:t>
+        <w:t>“外壁夹层的气密没关严，气压只有零点四，他不让我进。我就在内闸门里面蹲着，替他分螺帽。”</w:t>
       </w:r>
     </w:p>
     <w:p>
@@ -177,7 +177,7 @@
           <w:b w:val="0"/>
           <w:sz w:val="24"/>
         </w:rPr>
-        <w:t>“十七颗大螺栓。”他说，“固定主应力梁的是反扣，顺时针是退，逆时针才是咬死。外圈M8用10号，内圈M6用8号。角上固定反作用力推力阀法兰盘那颗最怪，看着像M8，螺距却是1.0的细牙，得用9号去套。套错了，刃口一滑，棱角打飞，就得动气割枪。”</w:t>
+        <w:t>“十七颗大螺栓。”他说，“固定主梁的是反扣——顺时针是松，明白吧。外圈用10号，内圈用8号。角上固定法兰那颗最怪，看着像8号，但是螺距不一样，得用9号去套。套错了，一滑，棱角打飞，就得动气割枪。”</w:t>
       </w:r>
     </w:p>
     <w:p>
@@ -237,7 +237,7 @@
           <w:b w:val="0"/>
           <w:sz w:val="24"/>
         </w:rPr>
-        <w:t>“昨天下午刻的？”明人问。</w:t>
+        <w:t>“那是你刻的？”明人问。</w:t>
       </w:r>
     </w:p>
     <w:p>
@@ -252,7 +252,7 @@
           <w:b w:val="0"/>
           <w:sz w:val="24"/>
         </w:rPr>
-        <w:t>“你钻进报废液压管堆里翻继电器那会儿。”赫克托用拇指碾过那两个字母，直到毛刺把他的指腹压出白印，“在箱顶晒得头晕，顺手找了根断道钉砸的。省得哪天你掉进哪个下层通风竖井，工头捡着这玩意儿，连是谁扔的都不知道。”</w:t>
+        <w:t>“你在废品堆里翻继电器那会儿。”赫克托用拇指碾过那两个字母，直到毛刺把他的指腹压出白印，“在箱顶晒得头晕，顺手找了根大钉子砸的。省得哪天你掉进哪个通风井，工头捡着这玩意儿，连是谁的都不知道。”</w:t>
       </w:r>
     </w:p>
     <w:p>
@@ -267,7 +267,7 @@
           <w:b w:val="0"/>
           <w:sz w:val="24"/>
         </w:rPr>
-        <w:t>“我不会丢。”</w:t>
+        <w:t>“我才不会丢！”</w:t>
       </w:r>
     </w:p>
     <w:p>
@@ -312,7 +312,7 @@
           <w:b w:val="0"/>
           <w:sz w:val="24"/>
         </w:rPr>
-        <w:t>两个人都没说话。人工天空下，几列轨道平板驳船被牵引索拖着，慢慢爬过去。</w:t>
+        <w:t>两个人都没说话。人工天空下，几列平板驳船被牵引索拖着，慢慢爬过去。</w:t>
       </w:r>
     </w:p>
     <w:p>
@@ -342,7 +342,7 @@
           <w:b w:val="0"/>
           <w:sz w:val="24"/>
         </w:rPr>
-        <w:t>优人十二岁，比他小三岁，右肺天生发育不良，在人工低重力下快跑两步就会呛咳，嘴唇泛出缺氧的浅紫色。他总是不声不响地坐在背阴的废管道断口里，抱着那只布偶熊——母亲用退役的联邦工程兵棉服改缝的，左眼那颗纽扣早就掉了，吊着一根白线。</w:t>
+        <w:t>优人十二岁，比他小三岁，右肺天生发育不良，在人工低重力下快跑两步就会呛咳，嘴唇泛出缺氧的浅紫色。他总是不声不响地坐在背阴的废管道断口里，抱着那只布偶熊——母亲用退役的工程兵棉服改缝的，左眼那颗纽扣早就掉了，吊着一根白线。</w:t>
       </w:r>
     </w:p>
     <w:p>
@@ -357,7 +357,7 @@
           <w:b w:val="0"/>
           <w:sz w:val="24"/>
         </w:rPr>
-        <w:t>赫克托有时会蹲在他面前，抓着那只干瘦的小手，按在法兰盘生锈的螺栓上，教他哪个是M6，哪个是M8。“以后你哥要是闭着眼问你拿工具，你递错了，他得从梯子上摔下来砸断脖子。”</w:t>
+        <w:t>赫克托有时会蹲在他面前，抓着那只干瘦的小手，按在法兰生锈的螺栓上，教他哪个是8号，哪个是9号。“以后你哥干活要是问你拿工具，你递错了，他生气了要下来揍你。”</w:t>
       </w:r>
     </w:p>
     <w:p>
